--- a/D386 AI Prompt.docx
+++ b/D386 AI Prompt.docx
@@ -1,401 +1,28 @@
 
 <file path=word/document.xml><?xml version="1.0" encoding="utf-8"?>
-<w:document xmlns:wpc="http://schemas.microsoft.com/office/word/2010/wordprocessingCanvas" xmlns:cx="http://schemas.microsoft.com/office/drawing/2014/chartex" xmlns:cx1="http://schemas.microsoft.com/office/drawing/2015/9/8/chartex" xmlns:cx2="http://schemas.microsoft.com/office/drawing/2015/10/21/chartex" xmlns:cx3="http://schemas.microsoft.com/office/drawing/2016/5/9/chartex" xmlns:cx4="http://schemas.microsoft.com/office/drawing/2016/5/10/chartex" xmlns:cx5="http://schemas.microsoft.com/office/drawing/2016/5/11/chartex" xmlns:cx6="http://schemas.microsoft.com/office/drawing/2016/5/12/chartex" xmlns:cx7="http://schemas.microsoft.com/office/drawing/2016/5/13/chartex" xmlns:cx8="http://schemas.microsoft.com/office/drawing/2016/5/14/chartex" xmlns:mc="http://schemas.openxmlformats.org/markup-compatibility/2006" xmlns:aink="http://schemas.microsoft.com/office/drawing/2016/ink" xmlns:am3d="http://schemas.microsoft.com/office/drawing/2017/model3d" xmlns:o="urn:schemas-microsoft-com:office:office" xmlns:oel="http://schemas.microsoft.com/office/2019/extlst" xmlns:r="http://schemas.openxmlformats.org/officeDocument/2006/relationships" xmlns:m="http://schemas.openxmlformats.org/officeDocument/2006/math" xmlns:v="urn:schemas-microsoft-com:vml" xmlns:wp14="http://schemas.microsoft.com/office/word/2010/wordprocessingDrawing" xmlns:wp="http://schemas.openxmlformats.org/drawingml/2006/wordprocessingDrawing" xmlns:w10="urn:schemas-microsoft-com:office:word" xmlns:w="http://schemas.openxmlformats.org/wordprocessingml/2006/main" xmlns:w14="http://schemas.microsoft.com/office/word/2010/wordml" xmlns:w15="http://schemas.microsoft.com/office/word/2012/wordml" xmlns:w16cex="http://schemas.microsoft.com/office/word/2018/wordml/cex" xmlns:w16cid="http://schemas.microsoft.com/office/word/2016/wordml/cid" xmlns:w16="http://schemas.microsoft.com/office/word/2018/wordml" xmlns:w16du="http://schemas.microsoft.com/office/word/2023/wordml/word16du" xmlns:w16sdtdh="http://schemas.microsoft.com/office/word/2020/wordml/sdtdatahash" xmlns:w16sdtfl="http://schemas.microsoft.com/office/word/2024/wordml/sdtformatlock" xmlns:w16se="http://schemas.microsoft.com/office/word/2015/wordml/symex" xmlns:wpg="http://schemas.microsoft.com/office/word/2010/wordprocessingGroup" xmlns:wpi="http://schemas.microsoft.com/office/word/2010/wordprocessingInk" xmlns:wne="http://schemas.microsoft.com/office/word/2006/wordml" xmlns:wps="http://schemas.microsoft.com/office/word/2010/wordprocessingShape" mc:Ignorable="w14 w15 w16se w16cid w16 w16cex w16sdtdh w16sdtfl w16du wp14">
+<w:document xmlns:wpc="http://schemas.microsoft.com/office/word/2010/wordprocessingCanvas" xmlns:cx="http://schemas.microsoft.com/office/drawing/2014/chartex" xmlns:cx1="http://schemas.microsoft.com/office/drawing/2015/9/8/chartex" xmlns:cx2="http://schemas.microsoft.com/office/drawing/2015/10/21/chartex" xmlns:cx3="http://schemas.microsoft.com/office/drawing/2016/5/9/chartex" xmlns:cx4="http://schemas.microsoft.com/office/drawing/2016/5/10/chartex" xmlns:cx5="http://schemas.microsoft.com/office/drawing/2016/5/11/chartex" xmlns:cx6="http://schemas.microsoft.com/office/drawing/2016/5/12/chartex" xmlns:cx7="http://schemas.microsoft.com/office/drawing/2016/5/13/chartex" xmlns:cx8="http://schemas.microsoft.com/office/drawing/2016/5/14/chartex" xmlns:mc="http://schemas.openxmlformats.org/markup-compatibility/2006" xmlns:m="http://schemas.openxmlformats.org/officeDocument/2006/math" xmlns:aink="http://schemas.microsoft.com/office/drawing/2016/ink" xmlns:am3d="http://schemas.microsoft.com/office/drawing/2017/model3d" xmlns:oel="http://schemas.microsoft.com/office/2019/extlst" xmlns:r="http://schemas.openxmlformats.org/officeDocument/2006/relationships" xmlns:wp14="http://schemas.microsoft.com/office/word/2010/wordprocessingDrawing" xmlns:wp="http://schemas.openxmlformats.org/drawingml/2006/wordprocessingDrawing" xmlns:wpg="http://schemas.microsoft.com/office/word/2010/wordprocessingGroup" xmlns:wpi="http://schemas.microsoft.com/office/word/2010/wordprocessingInk" xmlns:wps="http://schemas.microsoft.com/office/word/2010/wordprocessingShape" xmlns:o="urn:schemas-microsoft-com:office:office" xmlns:v="urn:schemas-microsoft-com:vml" xmlns:w10="urn:schemas-microsoft-com:office:word" xmlns:w="http://schemas.openxmlformats.org/wordprocessingml/2006/main" xmlns:w14="http://schemas.microsoft.com/office/word/2010/wordml" xmlns:w15="http://schemas.microsoft.com/office/word/2012/wordml" xmlns:w16cei="http://schemas.microsoft.com/office/word/2026/wordml/cei" xmlns:w16cex="http://schemas.microsoft.com/office/word/2018/wordml/cex" xmlns:w16cid="http://schemas.microsoft.com/office/word/2016/wordml/cid" xmlns:w16="http://schemas.microsoft.com/office/word/2018/wordml" xmlns:w16sdtdh="http://schemas.microsoft.com/office/word/2020/wordml/sdtdatahash" xmlns:w16sdtfl="http://schemas.microsoft.com/office/word/2024/wordml/sdtformatlock" xmlns:w16se="http://schemas.microsoft.com/office/word/2015/wordml/symex" xmlns:w16du="http://schemas.microsoft.com/office/word/2023/wordml/word16du" xmlns:wne="http://schemas.microsoft.com/office/word/2006/wordml" mc:Ignorable="w14 w15 w16se w16cid w16 w16cex w16sdtdh w16sdtfl w16du wp14">
   <w:body>
     <w:p>
       <w:pPr>
-        <w:pStyle w:val="Heading1"/>
         <w:rPr>
-          <w:rFonts w:eastAsia="Arial"/>
+          <w:rStyle w:val="Strong"/>
+          <w:rFonts w:ascii="Times New Roman" w:eastAsia="Times New Roman" w:hAnsi="Times New Roman" w:cs="Times New Roman"/>
+          <w:b w:val="0"/>
+          <w:bCs w:val="0"/>
         </w:rPr>
       </w:pPr>
       <w:r>
-        <w:rPr>
-          <w:rFonts w:eastAsia="Arial"/>
-        </w:rPr>
-        <w:t>D386 AI Assessment Prompt</w:t>
+        <w:t xml:space="preserve">SET 60 questions total, numbered continuously 1 through 60, in three labeled batches: Batch 1 recall (18), Batch 2 comprehension (24), Batch 3 application/analysis (18). BLUEPRINT Weight the assessment to the D386 OA competencies, 20 questions each: Explains Design Decisions (20 questions) Hardware, Operating Systems, Virtual Environment Develops Topologies (20 questions) Networking, Non-functional Requirements, IDEs and Text Editors Explains Configuration and Deployment (20 questions) Customization, Cloud Computing Within each competency, spread the 20 questions across its subtopics as evenly as the notes allow, and split them 6 recall / 8 comprehension / 6 application so the batch totals come out to 18 / 24 / 18. No single subtopic may exceed 8 of the 60 questions. Tag every question with its competency and subtopic in brackets after the question number, </w:t>
+      </w:r>
+      <w:proofErr w:type="gramStart"/>
+      <w:r>
+        <w:t>like:</w:t>
+      </w:r>
+      <w:proofErr w:type="gramEnd"/>
+      <w:r>
+        <w:t xml:space="preserve"> 12. [Design Decisions / Operating Systems] Assign each relevant concept in the notes to the single best-fitting subtopic. If a concept in the notes fits no subtopic, do not force it into a question; list it at the end under "Outside blueprint" instead.</w:t>
       </w:r>
     </w:p>
-    <w:p>
-      <w:r>
-        <w:t>You are given a set of student notes from a D386 (Hardware and Operating Systems Essentials) course.</w:t>
-      </w:r>
-    </w:p>
-    <w:p/>
-    <w:p>
-      <w:r>
-        <w:t>Your task is to create a multiple-choice assessment based ONLY on the student notes provided.</w:t>
-      </w:r>
-    </w:p>
-    <w:p/>
-    <w:p>
-      <w:pPr>
-        <w:pStyle w:val="Heading2"/>
-        <w:rPr>
-          <w:rFonts w:eastAsia="Arial"/>
-        </w:rPr>
-      </w:pPr>
-      <w:r>
-        <w:rPr>
-          <w:rFonts w:eastAsia="Arial"/>
-        </w:rPr>
-        <w:t>Strict Rules</w:t>
-      </w:r>
-    </w:p>
-    <w:p>
-      <w:pPr>
-        <w:pStyle w:val="ListParagraph"/>
-        <w:numPr>
-          <w:ilvl w:val="0"/>
-          <w:numId w:val="1"/>
-        </w:numPr>
-        <w:contextualSpacing w:val="0"/>
-      </w:pPr>
-      <w:r>
-        <w:t>Base every question solely on concepts, definitions, and explanations found in the student notes.</w:t>
-      </w:r>
-    </w:p>
-    <w:p>
-      <w:pPr>
-        <w:pStyle w:val="ListParagraph"/>
-        <w:numPr>
-          <w:ilvl w:val="0"/>
-          <w:numId w:val="1"/>
-        </w:numPr>
-        <w:contextualSpacing w:val="0"/>
-      </w:pPr>
-      <w:r>
-        <w:t>Do NOT introduce outside knowledge or generalize beyond what is stated or clearly implied in the notes.</w:t>
-      </w:r>
-    </w:p>
-    <w:p>
-      <w:pPr>
-        <w:pStyle w:val="ListParagraph"/>
-        <w:numPr>
-          <w:ilvl w:val="0"/>
-          <w:numId w:val="1"/>
-        </w:numPr>
-        <w:contextualSpacing w:val="0"/>
-      </w:pPr>
-      <w:r>
-        <w:t>Do NOT reference any games, quizzes, activities, or platform names mentioned in the notes.</w:t>
-      </w:r>
-    </w:p>
-    <w:p>
-      <w:pPr>
-        <w:pStyle w:val="ListParagraph"/>
-        <w:numPr>
-          <w:ilvl w:val="0"/>
-          <w:numId w:val="1"/>
-        </w:numPr>
-        <w:contextualSpacing w:val="0"/>
-      </w:pPr>
-      <w:r>
-        <w:t>Do NOT reuse or paraphrase any existing practice questions found in the notes.</w:t>
-      </w:r>
-    </w:p>
-    <w:p/>
-    <w:p>
-      <w:pPr>
-        <w:pStyle w:val="Heading2"/>
-        <w:rPr>
-          <w:rFonts w:eastAsia="Arial"/>
-        </w:rPr>
-      </w:pPr>
-      <w:r>
-        <w:rPr>
-          <w:rFonts w:eastAsia="Arial"/>
-        </w:rPr>
-        <w:t>Question Requirements</w:t>
-      </w:r>
-    </w:p>
-    <w:p>
-      <w:r>
-        <w:t>Generate exactly 60 questions total, distributed as follows:</w:t>
-      </w:r>
-    </w:p>
-    <w:p/>
-    <w:p>
-      <w:pPr>
-        <w:pStyle w:val="ListParagraph"/>
-        <w:numPr>
-          <w:ilvl w:val="0"/>
-          <w:numId w:val="1"/>
-        </w:numPr>
-        <w:contextualSpacing w:val="0"/>
-      </w:pPr>
-      <w:r>
-        <w:t>18 Recall questions: facts explicitly stated in the notes</w:t>
-      </w:r>
-    </w:p>
-    <w:p>
-      <w:pPr>
-        <w:pStyle w:val="ListParagraph"/>
-        <w:numPr>
-          <w:ilvl w:val="0"/>
-          <w:numId w:val="1"/>
-        </w:numPr>
-        <w:contextualSpacing w:val="0"/>
-      </w:pPr>
-      <w:r>
-        <w:t>24 Comprehension questions: demonstrating understanding of concepts</w:t>
-      </w:r>
-    </w:p>
-    <w:p>
-      <w:pPr>
-        <w:pStyle w:val="ListParagraph"/>
-        <w:numPr>
-          <w:ilvl w:val="0"/>
-          <w:numId w:val="1"/>
-        </w:numPr>
-        <w:contextualSpacing w:val="0"/>
-      </w:pPr>
-      <w:r>
-        <w:t>18 Application/Analysis questions: requiring interpretation, comparison, or reasoning</w:t>
-      </w:r>
-    </w:p>
-    <w:p/>
-    <w:p>
-      <w:r>
-        <w:rPr>
-          <w:b/>
-          <w:bCs/>
-        </w:rPr>
-        <w:t>Each question must:</w:t>
-      </w:r>
-    </w:p>
-    <w:p>
-      <w:pPr>
-        <w:pStyle w:val="ListParagraph"/>
-        <w:numPr>
-          <w:ilvl w:val="0"/>
-          <w:numId w:val="1"/>
-        </w:numPr>
-        <w:contextualSpacing w:val="0"/>
-      </w:pPr>
-      <w:r>
-        <w:t>Have exactly 4 answer choices (a, b, c, d)</w:t>
-      </w:r>
-    </w:p>
-    <w:p>
-      <w:pPr>
-        <w:pStyle w:val="ListParagraph"/>
-        <w:numPr>
-          <w:ilvl w:val="0"/>
-          <w:numId w:val="1"/>
-        </w:numPr>
-        <w:contextualSpacing w:val="0"/>
-      </w:pPr>
-      <w:r>
-        <w:t>Have only ONE correct answer</w:t>
-      </w:r>
-    </w:p>
-    <w:p>
-      <w:pPr>
-        <w:pStyle w:val="ListParagraph"/>
-        <w:numPr>
-          <w:ilvl w:val="0"/>
-          <w:numId w:val="1"/>
-        </w:numPr>
-        <w:contextualSpacing w:val="0"/>
-      </w:pPr>
-      <w:r>
-        <w:t>Include plausible distractors drawn from related content in the notes</w:t>
-      </w:r>
-    </w:p>
-    <w:p>
-      <w:pPr>
-        <w:pStyle w:val="ListParagraph"/>
-        <w:numPr>
-          <w:ilvl w:val="0"/>
-          <w:numId w:val="1"/>
-        </w:numPr>
-        <w:contextualSpacing w:val="0"/>
-      </w:pPr>
-      <w:r>
-        <w:t>Avoid vague or opinion-based wording</w:t>
-      </w:r>
-    </w:p>
-    <w:p/>
-    <w:p>
-      <w:pPr>
-        <w:pStyle w:val="Heading2"/>
-        <w:rPr>
-          <w:rFonts w:eastAsia="Arial"/>
-        </w:rPr>
-      </w:pPr>
-      <w:r>
-        <w:rPr>
-          <w:rFonts w:eastAsia="Arial"/>
-        </w:rPr>
-        <w:t>Output Format</w:t>
-      </w:r>
-    </w:p>
-    <w:p>
-      <w:r>
-        <w:t>Use the following format for each question:</w:t>
-      </w:r>
-    </w:p>
-    <w:p/>
-    <w:p>
-      <w:r>
-        <w:rPr>
-          <w:rFonts w:ascii="Courier New" w:eastAsia="Courier New" w:hAnsi="Courier New" w:cs="Courier New"/>
-          <w:sz w:val="20"/>
-          <w:szCs w:val="20"/>
-        </w:rPr>
-        <w:t>1. [Question text]</w:t>
-      </w:r>
-    </w:p>
-    <w:p>
-      <w:r>
-        <w:rPr>
-          <w:rFonts w:ascii="Courier New" w:eastAsia="Courier New" w:hAnsi="Courier New" w:cs="Courier New"/>
-          <w:sz w:val="20"/>
-          <w:szCs w:val="20"/>
-        </w:rPr>
-        <w:t xml:space="preserve">   a) [Option A]</w:t>
-      </w:r>
-    </w:p>
-    <w:p>
-      <w:r>
-        <w:rPr>
-          <w:rFonts w:ascii="Courier New" w:eastAsia="Courier New" w:hAnsi="Courier New" w:cs="Courier New"/>
-          <w:sz w:val="20"/>
-          <w:szCs w:val="20"/>
-        </w:rPr>
-        <w:t xml:space="preserve">   b) [Option B]</w:t>
-      </w:r>
-    </w:p>
-    <w:p>
-      <w:r>
-        <w:rPr>
-          <w:rFonts w:ascii="Courier New" w:eastAsia="Courier New" w:hAnsi="Courier New" w:cs="Courier New"/>
-          <w:sz w:val="20"/>
-          <w:szCs w:val="20"/>
-        </w:rPr>
-        <w:t xml:space="preserve">   c) [Option C]</w:t>
-      </w:r>
-    </w:p>
-    <w:p>
-      <w:r>
-        <w:rPr>
-          <w:rFonts w:ascii="Courier New" w:eastAsia="Courier New" w:hAnsi="Courier New" w:cs="Courier New"/>
-          <w:sz w:val="20"/>
-          <w:szCs w:val="20"/>
-        </w:rPr>
-        <w:t xml:space="preserve">   d) [Option D]</w:t>
-      </w:r>
-    </w:p>
-    <w:p>
-      <w:r>
-        <w:rPr>
-          <w:rFonts w:ascii="Courier New" w:eastAsia="Courier New" w:hAnsi="Courier New" w:cs="Courier New"/>
-          <w:sz w:val="20"/>
-          <w:szCs w:val="20"/>
-        </w:rPr>
-        <w:t xml:space="preserve">   *Correct answer: (letter)</w:t>
-      </w:r>
-    </w:p>
-    <w:p>
-      <w:r>
-        <w:rPr>
-          <w:rFonts w:ascii="Courier New" w:eastAsia="Courier New" w:hAnsi="Courier New" w:cs="Courier New"/>
-          <w:sz w:val="20"/>
-          <w:szCs w:val="20"/>
-        </w:rPr>
-        <w:t xml:space="preserve">   Rationale: (1-2 sentence explanation referencing the student notes)</w:t>
-      </w:r>
-    </w:p>
-    <w:p/>
-    <w:p>
-      <w:pPr>
-        <w:pStyle w:val="Heading2"/>
-        <w:rPr>
-          <w:rFonts w:eastAsia="Arial"/>
-        </w:rPr>
-      </w:pPr>
-      <w:r>
-        <w:rPr>
-          <w:rFonts w:eastAsia="Arial"/>
-        </w:rPr>
-        <w:lastRenderedPageBreak/>
-        <w:t>Constraints</w:t>
-      </w:r>
-    </w:p>
-    <w:p>
-      <w:pPr>
-        <w:pStyle w:val="ListParagraph"/>
-        <w:numPr>
-          <w:ilvl w:val="0"/>
-          <w:numId w:val="1"/>
-        </w:numPr>
-        <w:contextualSpacing w:val="0"/>
-      </w:pPr>
-      <w:r>
-        <w:t>At least 18 questions must require interpretation, not just locating a sentence in the notes.</w:t>
-      </w:r>
-    </w:p>
-    <w:p>
-      <w:pPr>
-        <w:pStyle w:val="ListParagraph"/>
-        <w:numPr>
-          <w:ilvl w:val="0"/>
-          <w:numId w:val="1"/>
-        </w:numPr>
-        <w:contextualSpacing w:val="0"/>
-      </w:pPr>
-      <w:r>
-        <w:t>At least 10 questions must include subtle distractors that test attention to detail.</w:t>
-      </w:r>
-    </w:p>
-    <w:p>
-      <w:pPr>
-        <w:pStyle w:val="ListParagraph"/>
-        <w:numPr>
-          <w:ilvl w:val="0"/>
-          <w:numId w:val="1"/>
-        </w:numPr>
-        <w:contextualSpacing w:val="0"/>
-      </w:pPr>
-      <w:r>
-        <w:t>Distribute questions proportionally across all topics covered in the student notes; do not over-concentrate on a single topic.</w:t>
-      </w:r>
-    </w:p>
-    <w:p>
-      <w:pPr>
-        <w:pStyle w:val="ListParagraph"/>
-        <w:numPr>
-          <w:ilvl w:val="0"/>
-          <w:numId w:val="1"/>
-        </w:numPr>
-        <w:contextualSpacing w:val="0"/>
-      </w:pPr>
-      <w:r>
-        <w:t>Questions should reflect how concepts would appear on a WGU Objective Assessment (OA), not surface-level recall alone.</w:t>
-      </w:r>
-    </w:p>
-    <w:p/>
-    <w:p>
-      <w:pPr>
-        <w:pStyle w:val="Heading2"/>
-        <w:rPr>
-          <w:rFonts w:eastAsia="Arial"/>
-        </w:rPr>
-      </w:pPr>
-      <w:r>
-        <w:rPr>
-          <w:rFonts w:eastAsia="Arial"/>
-        </w:rPr>
-        <w:t>Quality Standard</w:t>
-      </w:r>
-    </w:p>
-    <w:p>
-      <w:r>
-        <w:t>Questions must be clear, unambiguous, and written at the level appropriate for a college-level hardware and operating systems course. Distractors should be plausible but clearly wrong upon careful reading. The full set of 60 questions should provide comprehensive coverage of all major concepts in the student notes.</w:t>
-      </w:r>
-    </w:p>
-    <w:p/>
     <w:sectPr>
       <w:pgSz w:w="12240" w:h="15840"/>
       <w:pgMar w:top="1440" w:right="1440" w:bottom="1440" w:left="1440" w:header="720" w:footer="720" w:gutter="0"/>
@@ -407,7 +34,7 @@
 </file>
 
 <file path=word/numbering.xml><?xml version="1.0" encoding="utf-8"?>
-<w:numbering xmlns:wpc="http://schemas.microsoft.com/office/word/2010/wordprocessingCanvas" xmlns:cx="http://schemas.microsoft.com/office/drawing/2014/chartex" xmlns:cx1="http://schemas.microsoft.com/office/drawing/2015/9/8/chartex" xmlns:cx2="http://schemas.microsoft.com/office/drawing/2015/10/21/chartex" xmlns:cx3="http://schemas.microsoft.com/office/drawing/2016/5/9/chartex" xmlns:cx4="http://schemas.microsoft.com/office/drawing/2016/5/10/chartex" xmlns:cx5="http://schemas.microsoft.com/office/drawing/2016/5/11/chartex" xmlns:cx6="http://schemas.microsoft.com/office/drawing/2016/5/12/chartex" xmlns:cx7="http://schemas.microsoft.com/office/drawing/2016/5/13/chartex" xmlns:cx8="http://schemas.microsoft.com/office/drawing/2016/5/14/chartex" xmlns:mc="http://schemas.openxmlformats.org/markup-compatibility/2006" xmlns:aink="http://schemas.microsoft.com/office/drawing/2016/ink" xmlns:am3d="http://schemas.microsoft.com/office/drawing/2017/model3d" xmlns:o="urn:schemas-microsoft-com:office:office" xmlns:oel="http://schemas.microsoft.com/office/2019/extlst" xmlns:r="http://schemas.openxmlformats.org/officeDocument/2006/relationships" xmlns:m="http://schemas.openxmlformats.org/officeDocument/2006/math" xmlns:v="urn:schemas-microsoft-com:vml" xmlns:wp14="http://schemas.microsoft.com/office/word/2010/wordprocessingDrawing" xmlns:wp="http://schemas.openxmlformats.org/drawingml/2006/wordprocessingDrawing" xmlns:w10="urn:schemas-microsoft-com:office:word" xmlns:w="http://schemas.openxmlformats.org/wordprocessingml/2006/main" xmlns:w14="http://schemas.microsoft.com/office/word/2010/wordml" xmlns:w15="http://schemas.microsoft.com/office/word/2012/wordml" xmlns:w16cex="http://schemas.microsoft.com/office/word/2018/wordml/cex" xmlns:w16cid="http://schemas.microsoft.com/office/word/2016/wordml/cid" xmlns:w16="http://schemas.microsoft.com/office/word/2018/wordml" xmlns:w16du="http://schemas.microsoft.com/office/word/2023/wordml/word16du" xmlns:w16sdtdh="http://schemas.microsoft.com/office/word/2020/wordml/sdtdatahash" xmlns:w16sdtfl="http://schemas.microsoft.com/office/word/2024/wordml/sdtformatlock" xmlns:w16se="http://schemas.microsoft.com/office/word/2015/wordml/symex" xmlns:wpg="http://schemas.microsoft.com/office/word/2010/wordprocessingGroup" xmlns:wpi="http://schemas.microsoft.com/office/word/2010/wordprocessingInk" xmlns:wne="http://schemas.microsoft.com/office/word/2006/wordml" xmlns:wps="http://schemas.microsoft.com/office/word/2010/wordprocessingShape" mc:Ignorable="w14 w15 w16se w16cid w16 w16cex w16sdtdh w16sdtfl w16du wp14">
+<w:numbering xmlns:wpc="http://schemas.microsoft.com/office/word/2010/wordprocessingCanvas" xmlns:cx="http://schemas.microsoft.com/office/drawing/2014/chartex" xmlns:cx1="http://schemas.microsoft.com/office/drawing/2015/9/8/chartex" xmlns:cx2="http://schemas.microsoft.com/office/drawing/2015/10/21/chartex" xmlns:cx3="http://schemas.microsoft.com/office/drawing/2016/5/9/chartex" xmlns:cx4="http://schemas.microsoft.com/office/drawing/2016/5/10/chartex" xmlns:cx5="http://schemas.microsoft.com/office/drawing/2016/5/11/chartex" xmlns:cx6="http://schemas.microsoft.com/office/drawing/2016/5/12/chartex" xmlns:cx7="http://schemas.microsoft.com/office/drawing/2016/5/13/chartex" xmlns:cx8="http://schemas.microsoft.com/office/drawing/2016/5/14/chartex" xmlns:mc="http://schemas.openxmlformats.org/markup-compatibility/2006" xmlns:m="http://schemas.openxmlformats.org/officeDocument/2006/math" xmlns:aink="http://schemas.microsoft.com/office/drawing/2016/ink" xmlns:am3d="http://schemas.microsoft.com/office/drawing/2017/model3d" xmlns:oel="http://schemas.microsoft.com/office/2019/extlst" xmlns:r="http://schemas.openxmlformats.org/officeDocument/2006/relationships" xmlns:wp14="http://schemas.microsoft.com/office/word/2010/wordprocessingDrawing" xmlns:wp="http://schemas.openxmlformats.org/drawingml/2006/wordprocessingDrawing" xmlns:wpg="http://schemas.microsoft.com/office/word/2010/wordprocessingGroup" xmlns:wpi="http://schemas.microsoft.com/office/word/2010/wordprocessingInk" xmlns:wps="http://schemas.microsoft.com/office/word/2010/wordprocessingShape" xmlns:o="urn:schemas-microsoft-com:office:office" xmlns:v="urn:schemas-microsoft-com:vml" xmlns:w10="urn:schemas-microsoft-com:office:word" xmlns:w="http://schemas.openxmlformats.org/wordprocessingml/2006/main" xmlns:w14="http://schemas.microsoft.com/office/word/2010/wordml" xmlns:w15="http://schemas.microsoft.com/office/word/2012/wordml" xmlns:w16cei="http://schemas.microsoft.com/office/word/2026/wordml/cei" xmlns:w16cex="http://schemas.microsoft.com/office/word/2018/wordml/cex" xmlns:w16cid="http://schemas.microsoft.com/office/word/2016/wordml/cid" xmlns:w16="http://schemas.microsoft.com/office/word/2018/wordml" xmlns:w16sdtdh="http://schemas.microsoft.com/office/word/2020/wordml/sdtdatahash" xmlns:w16sdtfl="http://schemas.microsoft.com/office/word/2024/wordml/sdtformatlock" xmlns:w16se="http://schemas.microsoft.com/office/word/2015/wordml/symex" xmlns:w16du="http://schemas.microsoft.com/office/word/2023/wordml/word16du" xmlns:wne="http://schemas.microsoft.com/office/word/2006/wordml" mc:Ignorable="w14 w15 w16se w16cid w16 w16cex w16sdtdh w16sdtfl w16du wp14">
   <w:abstractNum w:abstractNumId="0" w15:restartNumberingAfterBreak="0">
     <w:nsid w:val="467C39B8"/>
     <w:multiLevelType w:val="hybridMultilevel"/>
@@ -488,21 +115,12 @@
   </w:abstractNum>
   <w:num w:numId="1" w16cid:durableId="1991865274">
     <w:abstractNumId w:val="0"/>
-    <w:lvlOverride w:ilvl="0"/>
-    <w:lvlOverride w:ilvl="1"/>
-    <w:lvlOverride w:ilvl="2"/>
-    <w:lvlOverride w:ilvl="3"/>
-    <w:lvlOverride w:ilvl="4"/>
-    <w:lvlOverride w:ilvl="5"/>
-    <w:lvlOverride w:ilvl="6"/>
-    <w:lvlOverride w:ilvl="7"/>
-    <w:lvlOverride w:ilvl="8"/>
   </w:num>
 </w:numbering>
 </file>
 
 <file path=word/styles.xml><?xml version="1.0" encoding="utf-8"?>
-<w:styles xmlns:mc="http://schemas.openxmlformats.org/markup-compatibility/2006" xmlns:r="http://schemas.openxmlformats.org/officeDocument/2006/relationships" xmlns:w="http://schemas.openxmlformats.org/wordprocessingml/2006/main" xmlns:w14="http://schemas.microsoft.com/office/word/2010/wordml" xmlns:w15="http://schemas.microsoft.com/office/word/2012/wordml" xmlns:w16cex="http://schemas.microsoft.com/office/word/2018/wordml/cex" xmlns:w16cid="http://schemas.microsoft.com/office/word/2016/wordml/cid" xmlns:w16="http://schemas.microsoft.com/office/word/2018/wordml" xmlns:w16du="http://schemas.microsoft.com/office/word/2023/wordml/word16du" xmlns:w16sdtdh="http://schemas.microsoft.com/office/word/2020/wordml/sdtdatahash" xmlns:w16sdtfl="http://schemas.microsoft.com/office/word/2024/wordml/sdtformatlock" xmlns:w16se="http://schemas.microsoft.com/office/word/2015/wordml/symex" mc:Ignorable="w14 w15 w16se w16cid w16 w16cex w16sdtdh w16sdtfl w16du">
+<w:styles xmlns:mc="http://schemas.openxmlformats.org/markup-compatibility/2006" xmlns:r="http://schemas.openxmlformats.org/officeDocument/2006/relationships" xmlns:w="http://schemas.openxmlformats.org/wordprocessingml/2006/main" xmlns:w14="http://schemas.microsoft.com/office/word/2010/wordml" xmlns:w15="http://schemas.microsoft.com/office/word/2012/wordml" xmlns:w16cex="http://schemas.microsoft.com/office/word/2018/wordml/cex" xmlns:w16cid="http://schemas.microsoft.com/office/word/2016/wordml/cid" xmlns:w16="http://schemas.microsoft.com/office/word/2018/wordml" xmlns:w16sdtdh="http://schemas.microsoft.com/office/word/2020/wordml/sdtdatahash" xmlns:w16sdtfl="http://schemas.microsoft.com/office/word/2024/wordml/sdtformatlock" xmlns:w16se="http://schemas.microsoft.com/office/word/2015/wordml/symex" xmlns:w16du="http://schemas.microsoft.com/office/word/2023/wordml/word16du" mc:Ignorable="w14 w15 w16se w16cid w16 w16cex w16sdtdh w16sdtfl w16du">
   <w:docDefaults>
     <w:rPrDefault>
       <w:rPr>
@@ -1424,6 +1042,28 @@
       <w:spacing w:val="5"/>
     </w:rPr>
   </w:style>
+  <w:style w:type="paragraph" w:customStyle="1" w:styleId="font-claude-response-body">
+    <w:name w:val="font-claude-response-body"/>
+    <w:basedOn w:val="Normal"/>
+    <w:rsid w:val="002B564F"/>
+    <w:pPr>
+      <w:spacing w:before="100" w:beforeAutospacing="1" w:after="100" w:afterAutospacing="1"/>
+    </w:pPr>
+    <w:rPr>
+      <w:rFonts w:ascii="Times New Roman" w:eastAsia="Times New Roman" w:hAnsi="Times New Roman" w:cs="Times New Roman"/>
+    </w:rPr>
+  </w:style>
+  <w:style w:type="character" w:styleId="Strong">
+    <w:name w:val="Strong"/>
+    <w:basedOn w:val="DefaultParagraphFont"/>
+    <w:uiPriority w:val="22"/>
+    <w:qFormat/>
+    <w:rsid w:val="002B564F"/>
+    <w:rPr>
+      <w:b/>
+      <w:bCs/>
+    </w:rPr>
+  </w:style>
 </w:styles>
 </file>
 
